--- a/Prathmesh Milind Bhave CV.docx
+++ b/Prathmesh Milind Bhave CV.docx
@@ -9,12 +9,53 @@
           <w:sz w:val="36"/>
         </w:rPr>
       </w:pPr>
+      <w:proofErr w:type="spellStart"/>
       <w:r>
         <w:rPr>
           <w:b/>
           <w:sz w:val="36"/>
         </w:rPr>
-        <w:t xml:space="preserve">Prathmesh Milind Bhave </w:t>
+        <w:t>Prathmesh</w:t>
+      </w:r>
+      <w:proofErr w:type="spellEnd"/>
+      <w:r>
+        <w:rPr>
+          <w:b/>
+          <w:sz w:val="36"/>
+        </w:rPr>
+        <w:t xml:space="preserve"> </w:t>
+      </w:r>
+      <w:proofErr w:type="spellStart"/>
+      <w:r>
+        <w:rPr>
+          <w:b/>
+          <w:sz w:val="36"/>
+        </w:rPr>
+        <w:t>Milind</w:t>
+      </w:r>
+      <w:proofErr w:type="spellEnd"/>
+      <w:r>
+        <w:rPr>
+          <w:b/>
+          <w:sz w:val="36"/>
+        </w:rPr>
+        <w:t xml:space="preserve"> </w:t>
+      </w:r>
+      <w:proofErr w:type="spellStart"/>
+      <w:r>
+        <w:rPr>
+          <w:b/>
+          <w:sz w:val="36"/>
+        </w:rPr>
+        <w:t>Bhave</w:t>
+      </w:r>
+      <w:proofErr w:type="spellEnd"/>
+      <w:r>
+        <w:rPr>
+          <w:b/>
+          <w:sz w:val="36"/>
+        </w:rPr>
+        <w:t xml:space="preserve"> </w:t>
       </w:r>
     </w:p>
     <w:p>
@@ -111,8 +152,9 @@
           <w:sz w:val="24"/>
           <w:szCs w:val="24"/>
         </w:rPr>
-        <w:t>Flat No A-603, Earth Avenue Tower, Nr Anand Nagar Cross Road, Satell</w:t>
-      </w:r>
+        <w:t xml:space="preserve">Flat No A-603, Earth Avenue Tower, </w:t>
+      </w:r>
+      <w:proofErr w:type="spellStart"/>
       <w:r>
         <w:rPr>
           <w:b/>
@@ -120,8 +162,58 @@
           <w:sz w:val="24"/>
           <w:szCs w:val="24"/>
         </w:rPr>
+        <w:t>Nr</w:t>
+      </w:r>
+      <w:proofErr w:type="spellEnd"/>
+      <w:r>
+        <w:rPr>
+          <w:b/>
+          <w:bCs/>
+          <w:sz w:val="24"/>
+          <w:szCs w:val="24"/>
+        </w:rPr>
+        <w:t xml:space="preserve"> </w:t>
+      </w:r>
+      <w:proofErr w:type="spellStart"/>
+      <w:r>
+        <w:rPr>
+          <w:b/>
+          <w:bCs/>
+          <w:sz w:val="24"/>
+          <w:szCs w:val="24"/>
+        </w:rPr>
+        <w:t>Anand</w:t>
+      </w:r>
+      <w:proofErr w:type="spellEnd"/>
+      <w:r>
+        <w:rPr>
+          <w:b/>
+          <w:bCs/>
+          <w:sz w:val="24"/>
+          <w:szCs w:val="24"/>
+        </w:rPr>
+        <w:t xml:space="preserve"> Nagar Cross Road, Satell</w:t>
+      </w:r>
+      <w:r>
+        <w:rPr>
+          <w:b/>
+          <w:bCs/>
+          <w:sz w:val="24"/>
+          <w:szCs w:val="24"/>
+        </w:rPr>
         <w:t>ite, Ahmedabad, Gujarat – 38001</w:t>
       </w:r>
+      <w:r>
+        <w:rPr>
+          <w:b/>
+          <w:bCs/>
+          <w:sz w:val="24"/>
+          <w:szCs w:val="24"/>
+        </w:rPr>
+        <w:t>5</w:t>
+      </w:r>
+      <w:bookmarkStart w:id="0" w:name="_GoBack"/>
+      <w:bookmarkEnd w:id="0"/>
     </w:p>
     <w:p>
       <w:pPr>
@@ -355,21 +447,71 @@
           <w:b/>
           <w:sz w:val="24"/>
         </w:rPr>
-        <w:t xml:space="preserve">House No. 2011, Bhave Lane, Dharangaon. Dist- Jalgaon, Maharashtra </w:t>
-      </w:r>
-      <w:r>
-        <w:rPr>
-          <w:b/>
-          <w:sz w:val="24"/>
-        </w:rPr>
-        <w:t>–</w:t>
-      </w:r>
-      <w:r>
-        <w:rPr>
-          <w:b/>
-          <w:sz w:val="24"/>
-        </w:rPr>
-        <w:t xml:space="preserve"> 425105</w:t>
+        <w:t xml:space="preserve">House No. 2011, </w:t>
+      </w:r>
+      <w:proofErr w:type="spellStart"/>
+      <w:r>
+        <w:rPr>
+          <w:b/>
+          <w:sz w:val="24"/>
+        </w:rPr>
+        <w:t>Bhave</w:t>
+      </w:r>
+      <w:proofErr w:type="spellEnd"/>
+      <w:r>
+        <w:rPr>
+          <w:b/>
+          <w:sz w:val="24"/>
+        </w:rPr>
+        <w:t xml:space="preserve"> Lane, </w:t>
+      </w:r>
+      <w:proofErr w:type="spellStart"/>
+      <w:r>
+        <w:rPr>
+          <w:b/>
+          <w:sz w:val="24"/>
+        </w:rPr>
+        <w:t>Dharangaon</w:t>
+      </w:r>
+      <w:proofErr w:type="spellEnd"/>
+      <w:r>
+        <w:rPr>
+          <w:b/>
+          <w:sz w:val="24"/>
+        </w:rPr>
+        <w:t xml:space="preserve">. </w:t>
+      </w:r>
+      <w:proofErr w:type="spellStart"/>
+      <w:r>
+        <w:rPr>
+          <w:b/>
+          <w:sz w:val="24"/>
+        </w:rPr>
+        <w:t>Dist</w:t>
+      </w:r>
+      <w:proofErr w:type="spellEnd"/>
+      <w:r>
+        <w:rPr>
+          <w:b/>
+          <w:sz w:val="24"/>
+        </w:rPr>
+        <w:t xml:space="preserve">- </w:t>
+      </w:r>
+      <w:proofErr w:type="spellStart"/>
+      <w:r>
+        <w:rPr>
+          <w:b/>
+          <w:sz w:val="24"/>
+        </w:rPr>
+        <w:t>Jalgaon</w:t>
+      </w:r>
+      <w:proofErr w:type="spellEnd"/>
+      <w:r>
+        <w:rPr>
+          <w:b/>
+          <w:sz w:val="24"/>
+        </w:rPr>
+        <w:t>, Maharashtra – 425105</w:t>
       </w:r>
     </w:p>
     <w:p>
@@ -504,7 +646,15 @@
         <w:jc w:val="both"/>
       </w:pPr>
       <w:r>
-        <w:t>To explore myself to world and accept the challenges which are given to me. To get the satisfaction through quality work with full loyalty towards work and to achieve respectable and challenging position in yours esteemed organization.</w:t>
+        <w:t xml:space="preserve">To explore myself to world and accept the challenges which </w:t>
+      </w:r>
+      <w:proofErr w:type="gramStart"/>
+      <w:r>
+        <w:t>are given</w:t>
+      </w:r>
+      <w:proofErr w:type="gramEnd"/>
+      <w:r>
+        <w:t xml:space="preserve"> to me. To get the satisfaction through quality work with full loyalty towards work and to achieve respectable and challenging position in yours esteemed organization.</w:t>
       </w:r>
     </w:p>
     <w:p>
@@ -934,7 +1084,23 @@
                 <w:spacing w:val="-2"/>
                 <w:sz w:val="24"/>
               </w:rPr>
-              <w:t>and Research, Shirpur.</w:t>
+              <w:t xml:space="preserve">and Research, </w:t>
+            </w:r>
+            <w:proofErr w:type="spellStart"/>
+            <w:r>
+              <w:rPr>
+                <w:spacing w:val="-2"/>
+                <w:sz w:val="24"/>
+              </w:rPr>
+              <w:t>Shirpur</w:t>
+            </w:r>
+            <w:proofErr w:type="spellEnd"/>
+            <w:r>
+              <w:rPr>
+                <w:spacing w:val="-2"/>
+                <w:sz w:val="24"/>
+              </w:rPr>
+              <w:t>.</w:t>
             </w:r>
           </w:p>
         </w:tc>
@@ -1067,12 +1233,21 @@
                 <w:sz w:val="24"/>
               </w:rPr>
             </w:pPr>
+            <w:proofErr w:type="spellStart"/>
             <w:r>
               <w:rPr>
                 <w:spacing w:val="-2"/>
                 <w:sz w:val="24"/>
               </w:rPr>
-              <w:t>Chandwad, Nashik</w:t>
+              <w:t>Chandwad</w:t>
+            </w:r>
+            <w:proofErr w:type="spellEnd"/>
+            <w:r>
+              <w:rPr>
+                <w:spacing w:val="-2"/>
+                <w:sz w:val="24"/>
+              </w:rPr>
+              <w:t>, Nashik</w:t>
             </w:r>
           </w:p>
         </w:tc>
@@ -1091,12 +1266,37 @@
                 <w:sz w:val="24"/>
               </w:rPr>
             </w:pPr>
+            <w:proofErr w:type="spellStart"/>
             <w:r>
               <w:rPr>
                 <w:spacing w:val="-2"/>
                 <w:sz w:val="24"/>
               </w:rPr>
-              <w:t>Savitribai Phule, Pune University</w:t>
+              <w:t>Savitribai</w:t>
+            </w:r>
+            <w:proofErr w:type="spellEnd"/>
+            <w:r>
+              <w:rPr>
+                <w:spacing w:val="-2"/>
+                <w:sz w:val="24"/>
+              </w:rPr>
+              <w:t xml:space="preserve"> </w:t>
+            </w:r>
+            <w:proofErr w:type="spellStart"/>
+            <w:r>
+              <w:rPr>
+                <w:spacing w:val="-2"/>
+                <w:sz w:val="24"/>
+              </w:rPr>
+              <w:t>Phule</w:t>
+            </w:r>
+            <w:proofErr w:type="spellEnd"/>
+            <w:r>
+              <w:rPr>
+                <w:spacing w:val="-2"/>
+                <w:sz w:val="24"/>
+              </w:rPr>
+              <w:t>, Pune University</w:t>
             </w:r>
           </w:p>
         </w:tc>
@@ -1216,8 +1416,49 @@
                 <w:spacing w:val="-2"/>
                 <w:sz w:val="24"/>
               </w:rPr>
-              <w:t>Science College, Dharangaon. Dist- Jalgaon</w:t>
+              <w:t xml:space="preserve">Science College, </w:t>
             </w:r>
+            <w:proofErr w:type="spellStart"/>
+            <w:r>
+              <w:rPr>
+                <w:spacing w:val="-2"/>
+                <w:sz w:val="24"/>
+              </w:rPr>
+              <w:t>Dharangaon</w:t>
+            </w:r>
+            <w:proofErr w:type="spellEnd"/>
+            <w:r>
+              <w:rPr>
+                <w:spacing w:val="-2"/>
+                <w:sz w:val="24"/>
+              </w:rPr>
+              <w:t xml:space="preserve">. </w:t>
+            </w:r>
+            <w:proofErr w:type="spellStart"/>
+            <w:r>
+              <w:rPr>
+                <w:spacing w:val="-2"/>
+                <w:sz w:val="24"/>
+              </w:rPr>
+              <w:t>Dist</w:t>
+            </w:r>
+            <w:proofErr w:type="spellEnd"/>
+            <w:r>
+              <w:rPr>
+                <w:spacing w:val="-2"/>
+                <w:sz w:val="24"/>
+              </w:rPr>
+              <w:t xml:space="preserve">- </w:t>
+            </w:r>
+            <w:proofErr w:type="spellStart"/>
+            <w:r>
+              <w:rPr>
+                <w:spacing w:val="-2"/>
+                <w:sz w:val="24"/>
+              </w:rPr>
+              <w:t>Jalgaon</w:t>
+            </w:r>
+            <w:proofErr w:type="spellEnd"/>
           </w:p>
         </w:tc>
         <w:tc>
@@ -1338,12 +1579,69 @@
                 <w:sz w:val="24"/>
               </w:rPr>
             </w:pPr>
+            <w:proofErr w:type="spellStart"/>
             <w:r>
               <w:rPr>
                 <w:spacing w:val="-2"/>
                 <w:sz w:val="24"/>
               </w:rPr>
-              <w:t>Sarjai Damodar Kude High School, Dharangaon.</w:t>
+              <w:t>Sarjai</w:t>
+            </w:r>
+            <w:proofErr w:type="spellEnd"/>
+            <w:r>
+              <w:rPr>
+                <w:spacing w:val="-2"/>
+                <w:sz w:val="24"/>
+              </w:rPr>
+              <w:t xml:space="preserve"> </w:t>
+            </w:r>
+            <w:proofErr w:type="spellStart"/>
+            <w:r>
+              <w:rPr>
+                <w:spacing w:val="-2"/>
+                <w:sz w:val="24"/>
+              </w:rPr>
+              <w:t>Damodar</w:t>
+            </w:r>
+            <w:proofErr w:type="spellEnd"/>
+            <w:r>
+              <w:rPr>
+                <w:spacing w:val="-2"/>
+                <w:sz w:val="24"/>
+              </w:rPr>
+              <w:t xml:space="preserve"> </w:t>
+            </w:r>
+            <w:proofErr w:type="spellStart"/>
+            <w:r>
+              <w:rPr>
+                <w:spacing w:val="-2"/>
+                <w:sz w:val="24"/>
+              </w:rPr>
+              <w:t>Kude</w:t>
+            </w:r>
+            <w:proofErr w:type="spellEnd"/>
+            <w:r>
+              <w:rPr>
+                <w:spacing w:val="-2"/>
+                <w:sz w:val="24"/>
+              </w:rPr>
+              <w:t xml:space="preserve"> High School, </w:t>
+            </w:r>
+            <w:proofErr w:type="spellStart"/>
+            <w:r>
+              <w:rPr>
+                <w:spacing w:val="-2"/>
+                <w:sz w:val="24"/>
+              </w:rPr>
+              <w:t>Dharangaon</w:t>
+            </w:r>
+            <w:proofErr w:type="spellEnd"/>
+            <w:r>
+              <w:rPr>
+                <w:spacing w:val="-2"/>
+                <w:sz w:val="24"/>
+              </w:rPr>
+              <w:t>.</w:t>
             </w:r>
           </w:p>
           <w:p>
@@ -1357,13 +1655,31 @@
                 <w:sz w:val="24"/>
               </w:rPr>
             </w:pPr>
+            <w:proofErr w:type="spellStart"/>
             <w:r>
               <w:rPr>
                 <w:spacing w:val="-2"/>
                 <w:sz w:val="24"/>
               </w:rPr>
-              <w:t>Dist- Jalgaon</w:t>
+              <w:t>Dist</w:t>
             </w:r>
+            <w:proofErr w:type="spellEnd"/>
+            <w:r>
+              <w:rPr>
+                <w:spacing w:val="-2"/>
+                <w:sz w:val="24"/>
+              </w:rPr>
+              <w:t xml:space="preserve">- </w:t>
+            </w:r>
+            <w:proofErr w:type="spellStart"/>
+            <w:r>
+              <w:rPr>
+                <w:spacing w:val="-2"/>
+                <w:sz w:val="24"/>
+              </w:rPr>
+              <w:t>Jalgaon</w:t>
+            </w:r>
+            <w:proofErr w:type="spellEnd"/>
           </w:p>
         </w:tc>
         <w:tc>
@@ -1603,8 +1919,6 @@
         </w:rPr>
         <w:t>Present</w:t>
       </w:r>
-      <w:bookmarkStart w:id="0" w:name="_GoBack"/>
-      <w:bookmarkEnd w:id="0"/>
     </w:p>
     <w:p>
       <w:pPr>
@@ -1745,7 +2059,23 @@
           <w:b/>
           <w:sz w:val="24"/>
         </w:rPr>
-        <w:t>Organization: Macleods Pharmaceuticals Pvt. Ltd. Andheri, Mumbai.</w:t>
+        <w:t xml:space="preserve">Organization: </w:t>
+      </w:r>
+      <w:proofErr w:type="spellStart"/>
+      <w:r>
+        <w:rPr>
+          <w:b/>
+          <w:sz w:val="24"/>
+        </w:rPr>
+        <w:t>Macleods</w:t>
+      </w:r>
+      <w:proofErr w:type="spellEnd"/>
+      <w:r>
+        <w:rPr>
+          <w:b/>
+          <w:sz w:val="24"/>
+        </w:rPr>
+        <w:t xml:space="preserve"> Pharmaceuticals Pvt. Ltd. Andheri, Mumbai.</w:t>
       </w:r>
     </w:p>
     <w:p>
@@ -1854,7 +2184,39 @@
           <w:b/>
           <w:sz w:val="24"/>
         </w:rPr>
-        <w:t>Organization: Cerelia Nutritech Pvt. Ltd. R&amp;D New Delhi.</w:t>
+        <w:t xml:space="preserve">Organization: </w:t>
+      </w:r>
+      <w:proofErr w:type="spellStart"/>
+      <w:r>
+        <w:rPr>
+          <w:b/>
+          <w:sz w:val="24"/>
+        </w:rPr>
+        <w:t>Cerelia</w:t>
+      </w:r>
+      <w:proofErr w:type="spellEnd"/>
+      <w:r>
+        <w:rPr>
+          <w:b/>
+          <w:sz w:val="24"/>
+        </w:rPr>
+        <w:t xml:space="preserve"> </w:t>
+      </w:r>
+      <w:proofErr w:type="spellStart"/>
+      <w:r>
+        <w:rPr>
+          <w:b/>
+          <w:sz w:val="24"/>
+        </w:rPr>
+        <w:t>Nutritech</w:t>
+      </w:r>
+      <w:proofErr w:type="spellEnd"/>
+      <w:r>
+        <w:rPr>
+          <w:b/>
+          <w:sz w:val="24"/>
+        </w:rPr>
+        <w:t xml:space="preserve"> Pvt. Ltd. R&amp;D New Delhi.</w:t>
       </w:r>
     </w:p>
     <w:p>
@@ -1968,7 +2330,55 @@
           <w:b/>
           <w:sz w:val="24"/>
         </w:rPr>
-        <w:t>Organization: Alkem Laboratories Ltd. Taloja, Navi-Mumbai.</w:t>
+        <w:t xml:space="preserve">Organization: </w:t>
+      </w:r>
+      <w:proofErr w:type="spellStart"/>
+      <w:r>
+        <w:rPr>
+          <w:b/>
+          <w:sz w:val="24"/>
+        </w:rPr>
+        <w:t>Alkem</w:t>
+      </w:r>
+      <w:proofErr w:type="spellEnd"/>
+      <w:r>
+        <w:rPr>
+          <w:b/>
+          <w:sz w:val="24"/>
+        </w:rPr>
+        <w:t xml:space="preserve"> Laboratories Ltd. </w:t>
+      </w:r>
+      <w:proofErr w:type="spellStart"/>
+      <w:r>
+        <w:rPr>
+          <w:b/>
+          <w:sz w:val="24"/>
+        </w:rPr>
+        <w:t>Taloja</w:t>
+      </w:r>
+      <w:proofErr w:type="spellEnd"/>
+      <w:r>
+        <w:rPr>
+          <w:b/>
+          <w:sz w:val="24"/>
+        </w:rPr>
+        <w:t xml:space="preserve">, </w:t>
+      </w:r>
+      <w:proofErr w:type="spellStart"/>
+      <w:r>
+        <w:rPr>
+          <w:b/>
+          <w:sz w:val="24"/>
+        </w:rPr>
+        <w:t>Navi</w:t>
+      </w:r>
+      <w:proofErr w:type="spellEnd"/>
+      <w:r>
+        <w:rPr>
+          <w:b/>
+          <w:sz w:val="24"/>
+        </w:rPr>
+        <w:t>-Mumbai.</w:t>
       </w:r>
     </w:p>
     <w:p>
@@ -2161,7 +2571,21 @@
         <w:rPr>
           <w:sz w:val="24"/>
         </w:rPr>
-        <w:t>Developed solid oral dosage form including ER, PR, IR tablets.</w:t>
+        <w:t xml:space="preserve">Developed solid oral dosage form including ER, PR, </w:t>
+      </w:r>
+      <w:proofErr w:type="gramStart"/>
+      <w:r>
+        <w:rPr>
+          <w:sz w:val="24"/>
+        </w:rPr>
+        <w:t>IR</w:t>
+      </w:r>
+      <w:proofErr w:type="gramEnd"/>
+      <w:r>
+        <w:rPr>
+          <w:sz w:val="24"/>
+        </w:rPr>
+        <w:t xml:space="preserve"> tablets.</w:t>
       </w:r>
     </w:p>
     <w:p>
@@ -2324,7 +2748,21 @@
         <w:rPr>
           <w:sz w:val="24"/>
         </w:rPr>
-        <w:t>Literature search, product understanding, data interpretation for product to be undertaken for development.</w:t>
+        <w:t xml:space="preserve">Literature search, product understanding, data interpretation for product to </w:t>
+      </w:r>
+      <w:proofErr w:type="gramStart"/>
+      <w:r>
+        <w:rPr>
+          <w:sz w:val="24"/>
+        </w:rPr>
+        <w:t>be undertaken</w:t>
+      </w:r>
+      <w:proofErr w:type="gramEnd"/>
+      <w:r>
+        <w:rPr>
+          <w:sz w:val="24"/>
+        </w:rPr>
+        <w:t xml:space="preserve"> for development.</w:t>
       </w:r>
     </w:p>
     <w:p>
@@ -2381,7 +2819,21 @@
         <w:rPr>
           <w:sz w:val="24"/>
         </w:rPr>
-        <w:t>Complete reference drug product characterization to understand the drug product behavior and target the prototype formulation to develop.</w:t>
+        <w:t xml:space="preserve">Complete </w:t>
+      </w:r>
+      <w:proofErr w:type="gramStart"/>
+      <w:r>
+        <w:rPr>
+          <w:sz w:val="24"/>
+        </w:rPr>
+        <w:t>reference drug product characterization</w:t>
+      </w:r>
+      <w:proofErr w:type="gramEnd"/>
+      <w:r>
+        <w:rPr>
+          <w:sz w:val="24"/>
+        </w:rPr>
+        <w:t xml:space="preserve"> to understand the drug product behavior and target the prototype formulation to develop.</w:t>
       </w:r>
     </w:p>
     <w:p>
@@ -3011,11 +3463,33 @@
           <w:sz w:val="24"/>
         </w:rPr>
       </w:pPr>
-      <w:r>
-        <w:rPr>
-          <w:sz w:val="24"/>
-        </w:rPr>
-        <w:t>One Day National Conference Organized by R.C. Patel Institute of Pharmaceutical Education and Research, Shirpur held on 24th September 2016.</w:t>
+      <w:proofErr w:type="gramStart"/>
+      <w:r>
+        <w:rPr>
+          <w:sz w:val="24"/>
+        </w:rPr>
+        <w:t>One Day</w:t>
+      </w:r>
+      <w:proofErr w:type="gramEnd"/>
+      <w:r>
+        <w:rPr>
+          <w:sz w:val="24"/>
+        </w:rPr>
+        <w:t xml:space="preserve"> National Conference Organized by R.C. Patel Institute of Pharmaceutical Education and Research, </w:t>
+      </w:r>
+      <w:proofErr w:type="spellStart"/>
+      <w:r>
+        <w:rPr>
+          <w:sz w:val="24"/>
+        </w:rPr>
+        <w:t>Shirpur</w:t>
+      </w:r>
+      <w:proofErr w:type="spellEnd"/>
+      <w:r>
+        <w:rPr>
+          <w:sz w:val="24"/>
+        </w:rPr>
+        <w:t xml:space="preserve"> held on 24th September 2016.</w:t>
       </w:r>
     </w:p>
     <w:p>

--- a/Prathmesh Milind Bhave CV.docx
+++ b/Prathmesh Milind Bhave CV.docx
@@ -212,8 +212,6 @@
         </w:rPr>
         <w:t>5</w:t>
       </w:r>
-      <w:bookmarkStart w:id="0" w:name="_GoBack"/>
-      <w:bookmarkEnd w:id="0"/>
     </w:p>
     <w:p>
       <w:pPr>
@@ -3016,6 +3014,7 @@
         <w:spacing w:before="100"/>
         <w:rPr>
           <w:b/>
+          <w:sz w:val="12"/>
         </w:rPr>
       </w:pPr>
     </w:p>
@@ -3176,6 +3175,7 @@
         <w:spacing w:before="100"/>
         <w:rPr>
           <w:b/>
+          <w:sz w:val="12"/>
         </w:rPr>
       </w:pPr>
     </w:p>
@@ -3418,7 +3418,7 @@
         <w:spacing w:before="1" w:line="276" w:lineRule="auto"/>
         <w:ind w:right="325"/>
         <w:rPr>
-          <w:sz w:val="24"/>
+          <w:sz w:val="12"/>
         </w:rPr>
       </w:pPr>
     </w:p>
@@ -3618,7 +3618,7 @@
         <w:spacing w:before="1" w:line="276" w:lineRule="auto"/>
         <w:ind w:right="325"/>
         <w:rPr>
-          <w:sz w:val="24"/>
+          <w:sz w:val="12"/>
         </w:rPr>
       </w:pPr>
     </w:p>
@@ -4049,16 +4049,14 @@
         <w:spacing w:before="100"/>
         <w:rPr>
           <w:b/>
-        </w:rPr>
-      </w:pPr>
-    </w:p>
-    <w:p>
-      <w:pPr>
-        <w:rPr>
-          <w:b/>
-          <w:bCs/>
-          <w:sz w:val="24"/>
-          <w:szCs w:val="24"/>
+          <w:sz w:val="12"/>
+        </w:rPr>
+      </w:pPr>
+    </w:p>
+    <w:p>
+      <w:pPr>
+        <w:rPr>
+          <w:sz w:val="24"/>
         </w:rPr>
       </w:pPr>
       <w:r>
@@ -4066,6 +4064,64 @@
           <w:sz w:val="24"/>
         </w:rPr>
         <w:t>I do hereby declare and affirm that all the information furnished above is true and correct to the best of my knowledge and belief.</w:t>
+      </w:r>
+      <w:bookmarkStart w:id="0" w:name="_GoBack"/>
+      <w:bookmarkEnd w:id="0"/>
+    </w:p>
+    <w:p>
+      <w:pPr>
+        <w:jc w:val="right"/>
+        <w:rPr>
+          <w:sz w:val="24"/>
+        </w:rPr>
+      </w:pPr>
+      <w:r>
+        <w:rPr>
+          <w:sz w:val="24"/>
+        </w:rPr>
+        <w:t>(</w:t>
+      </w:r>
+      <w:proofErr w:type="spellStart"/>
+      <w:r>
+        <w:rPr>
+          <w:sz w:val="24"/>
+        </w:rPr>
+        <w:t>Prathmesh</w:t>
+      </w:r>
+      <w:proofErr w:type="spellEnd"/>
+      <w:r>
+        <w:rPr>
+          <w:sz w:val="24"/>
+        </w:rPr>
+        <w:t xml:space="preserve"> </w:t>
+      </w:r>
+      <w:proofErr w:type="spellStart"/>
+      <w:r>
+        <w:rPr>
+          <w:sz w:val="24"/>
+        </w:rPr>
+        <w:t>Milind</w:t>
+      </w:r>
+      <w:proofErr w:type="spellEnd"/>
+      <w:r>
+        <w:rPr>
+          <w:sz w:val="24"/>
+        </w:rPr>
+        <w:t xml:space="preserve"> </w:t>
+      </w:r>
+      <w:proofErr w:type="spellStart"/>
+      <w:r>
+        <w:rPr>
+          <w:sz w:val="24"/>
+        </w:rPr>
+        <w:t>Bhave</w:t>
+      </w:r>
+      <w:proofErr w:type="spellEnd"/>
+      <w:r>
+        <w:rPr>
+          <w:sz w:val="24"/>
+        </w:rPr>
+        <w:t>)</w:t>
       </w:r>
     </w:p>
     <w:sectPr>
